--- a/resumes/CPTO.docx
+++ b/resumes/CPTO.docx
@@ -2043,7 +2043,14 @@
           <w:i/>
           <w:iCs/>
         </w:rPr>
-        <w:t xml:space="preserve"> 2001</w:t>
+        <w:t xml:space="preserve"> 200</w:t>
+      </w:r>
+      <w:r>
+        <w:rPr>
+          <w:i/>
+          <w:iCs/>
+        </w:rPr>
+        <w:t>0</w:t>
       </w:r>
     </w:p>
     <w:p>
@@ -2117,7 +2124,13 @@
         <w:t>90% automation</w:t>
       </w:r>
       <w:r>
-        <w:t>, allowing the organization to scale from 22 to 33 partners without a linear increase in engineering headcount.</w:t>
+        <w:t>, allowing the organization to scale from 22 to 33 partners</w:t>
+      </w:r>
+      <w:r>
+        <w:t>, covering 50+ ERP systems,</w:t>
+      </w:r>
+      <w:r>
+        <w:t xml:space="preserve"> without a linear increase in engineering headcount.</w:t>
       </w:r>
     </w:p>
     <w:p>
